--- a/Paper_JEB_Metodos.docx
+++ b/Paper_JEB_Metodos.docx
@@ -42,175 +42,7 @@
           <w:sz w:val="32"/>
           <w:szCs w:val="32"/>
         </w:rPr>
-        <w:t xml:space="preserve">The </w:t>
-      </w:r>
-      <w:r>
-        <w:rPr>
-          <w:rFonts w:ascii="Bookman Old Style" w:hAnsi="Bookman Old Style"/>
-          <w:sz w:val="32"/>
-          <w:szCs w:val="32"/>
-        </w:rPr>
-        <w:t>a</w:t>
-      </w:r>
-      <w:r>
-        <w:rPr>
-          <w:rFonts w:ascii="Bookman Old Style" w:hAnsi="Bookman Old Style"/>
-          <w:sz w:val="32"/>
-          <w:szCs w:val="32"/>
-        </w:rPr>
-        <w:t xml:space="preserve">rchitecture of </w:t>
-      </w:r>
-      <w:r>
-        <w:rPr>
-          <w:rFonts w:ascii="Bookman Old Style" w:hAnsi="Bookman Old Style"/>
-          <w:sz w:val="32"/>
-          <w:szCs w:val="32"/>
-        </w:rPr>
-        <w:t>c</w:t>
-      </w:r>
-      <w:r>
-        <w:rPr>
-          <w:rFonts w:ascii="Bookman Old Style" w:hAnsi="Bookman Old Style"/>
-          <w:sz w:val="32"/>
-          <w:szCs w:val="32"/>
-        </w:rPr>
-        <w:t xml:space="preserve">hoice: </w:t>
-      </w:r>
-      <w:r>
-        <w:rPr>
-          <w:rFonts w:ascii="Bookman Old Style" w:hAnsi="Bookman Old Style"/>
-          <w:sz w:val="32"/>
-          <w:szCs w:val="32"/>
-        </w:rPr>
-        <w:t xml:space="preserve">How </w:t>
-      </w:r>
-      <w:r>
-        <w:rPr>
-          <w:rFonts w:ascii="Bookman Old Style" w:hAnsi="Bookman Old Style"/>
-          <w:sz w:val="32"/>
-          <w:szCs w:val="32"/>
-        </w:rPr>
-        <w:t>p</w:t>
-      </w:r>
-      <w:r>
-        <w:rPr>
-          <w:rFonts w:ascii="Bookman Old Style" w:hAnsi="Bookman Old Style"/>
-          <w:sz w:val="32"/>
-          <w:szCs w:val="32"/>
-        </w:rPr>
-        <w:t xml:space="preserve">reference </w:t>
-      </w:r>
-      <w:r>
-        <w:rPr>
-          <w:rFonts w:ascii="Bookman Old Style" w:hAnsi="Bookman Old Style"/>
-          <w:sz w:val="32"/>
-          <w:szCs w:val="32"/>
-        </w:rPr>
-        <w:t>h</w:t>
-      </w:r>
-      <w:r>
-        <w:rPr>
-          <w:rFonts w:ascii="Bookman Old Style" w:hAnsi="Bookman Old Style"/>
-          <w:sz w:val="32"/>
-          <w:szCs w:val="32"/>
-        </w:rPr>
-        <w:t xml:space="preserve">eterogeneity </w:t>
-      </w:r>
-      <w:r>
-        <w:rPr>
-          <w:rFonts w:ascii="Bookman Old Style" w:hAnsi="Bookman Old Style"/>
-          <w:sz w:val="32"/>
-          <w:szCs w:val="32"/>
-        </w:rPr>
-        <w:t>s</w:t>
-      </w:r>
-      <w:r>
-        <w:rPr>
-          <w:rFonts w:ascii="Bookman Old Style" w:hAnsi="Bookman Old Style"/>
-          <w:sz w:val="32"/>
-          <w:szCs w:val="32"/>
-        </w:rPr>
-        <w:t xml:space="preserve">tructures </w:t>
-      </w:r>
-      <w:r>
-        <w:rPr>
-          <w:rFonts w:ascii="Bookman Old Style" w:hAnsi="Bookman Old Style"/>
-          <w:sz w:val="32"/>
-          <w:szCs w:val="32"/>
-        </w:rPr>
-        <w:t>m</w:t>
-      </w:r>
-      <w:r>
-        <w:rPr>
-          <w:rFonts w:ascii="Bookman Old Style" w:hAnsi="Bookman Old Style"/>
-          <w:sz w:val="32"/>
-          <w:szCs w:val="32"/>
-        </w:rPr>
-        <w:t xml:space="preserve">ating </w:t>
-      </w:r>
-      <w:r>
-        <w:rPr>
-          <w:rFonts w:ascii="Bookman Old Style" w:hAnsi="Bookman Old Style"/>
-          <w:sz w:val="32"/>
-          <w:szCs w:val="32"/>
-        </w:rPr>
-        <w:t>n</w:t>
-      </w:r>
-      <w:r>
-        <w:rPr>
-          <w:rFonts w:ascii="Bookman Old Style" w:hAnsi="Bookman Old Style"/>
-          <w:sz w:val="32"/>
-          <w:szCs w:val="32"/>
-        </w:rPr>
-        <w:t xml:space="preserve">etworks and </w:t>
-      </w:r>
-      <w:r>
-        <w:rPr>
-          <w:rFonts w:ascii="Bookman Old Style" w:hAnsi="Bookman Old Style"/>
-          <w:sz w:val="32"/>
-          <w:szCs w:val="32"/>
-        </w:rPr>
-        <w:t>d</w:t>
-      </w:r>
-      <w:r>
-        <w:rPr>
-          <w:rFonts w:ascii="Bookman Old Style" w:hAnsi="Bookman Old Style"/>
-          <w:sz w:val="32"/>
-          <w:szCs w:val="32"/>
-        </w:rPr>
-        <w:t xml:space="preserve">rives </w:t>
-      </w:r>
-      <w:r>
-        <w:rPr>
-          <w:rFonts w:ascii="Bookman Old Style" w:hAnsi="Bookman Old Style"/>
-          <w:sz w:val="32"/>
-          <w:szCs w:val="32"/>
-        </w:rPr>
-        <w:t>t</w:t>
-      </w:r>
-      <w:r>
-        <w:rPr>
-          <w:rFonts w:ascii="Bookman Old Style" w:hAnsi="Bookman Old Style"/>
-          <w:sz w:val="32"/>
-          <w:szCs w:val="32"/>
-        </w:rPr>
-        <w:t xml:space="preserve">rait </w:t>
-      </w:r>
-      <w:r>
-        <w:rPr>
-          <w:rFonts w:ascii="Bookman Old Style" w:hAnsi="Bookman Old Style"/>
-          <w:sz w:val="32"/>
-          <w:szCs w:val="32"/>
-        </w:rPr>
-        <w:t>e</w:t>
-      </w:r>
-      <w:r>
-        <w:rPr>
-          <w:rFonts w:ascii="Bookman Old Style" w:hAnsi="Bookman Old Style"/>
-          <w:sz w:val="32"/>
-          <w:szCs w:val="32"/>
-        </w:rPr>
-        <w:t>volution</w:t>
+        <w:t>The architecture of choice: How preference heterogeneity structures mating networks and drives trait evolution</w:t>
       </w:r>
     </w:p>
     <w:p>
@@ -409,16 +241,7 @@
           <w:color w:val="303030"/>
           <w:shd w:val="clear" w:color="auto" w:fill="FFFFFF"/>
         </w:rPr>
-        <w:t>D</w:t>
-      </w:r>
-      <w:r>
-        <w:rPr>
-          <w:rStyle w:val="ng-star-inserted"/>
-          <w:rFonts w:ascii="Google Sans Text" w:hAnsi="Google Sans Text"/>
-          <w:color w:val="303030"/>
-          <w:shd w:val="clear" w:color="auto" w:fill="FFFFFF"/>
-        </w:rPr>
-        <w:t>emostrar que la literatura actual ya mide las funciones de preferencia individualmente e incluso las separa de la exigencia (</w:t>
+        <w:t>Demostrar que la literatura actual ya mide las funciones de preferencia individualmente e incluso las separa de la exigencia (</w:t>
       </w:r>
       <w:r>
         <w:rPr>
@@ -437,30 +260,21 @@
           <w:color w:val="303030"/>
           <w:shd w:val="clear" w:color="auto" w:fill="FFFFFF"/>
         </w:rPr>
-        <w:t>), y que esto tiene bases genéticas</w:t>
-      </w:r>
-      <w:r>
+        <w:t xml:space="preserve">), y que esto tiene bases genéticas. </w:t>
+      </w:r>
+    </w:p>
+    <w:p>
+      <w:pPr>
         <w:rPr>
           <w:rStyle w:val="ng-star-inserted"/>
           <w:rFonts w:ascii="Google Sans Text" w:hAnsi="Google Sans Text"/>
           <w:color w:val="303030"/>
           <w:shd w:val="clear" w:color="auto" w:fill="FFFFFF"/>
         </w:rPr>
-        <w:t xml:space="preserve">. </w:t>
-      </w:r>
+      </w:pPr>
     </w:p>
     <w:p>
       <w:pPr>
-        <w:rPr>
-          <w:rStyle w:val="ng-star-inserted"/>
-          <w:rFonts w:ascii="Google Sans Text" w:hAnsi="Google Sans Text"/>
-          <w:color w:val="303030"/>
-          <w:shd w:val="clear" w:color="auto" w:fill="FFFFFF"/>
-        </w:rPr>
-      </w:pPr>
-    </w:p>
-    <w:p>
-      <w:pPr>
         <w:pStyle w:val="NormalWeb"/>
       </w:pPr>
       <w:r>
@@ -468,14 +282,7 @@
           <w:rStyle w:val="Strong"/>
           <w:rFonts w:eastAsiaTheme="majorEastAsia"/>
         </w:rPr>
-        <w:t xml:space="preserve">1er Parrafo </w:t>
-      </w:r>
-      <w:r>
-        <w:rPr>
-          <w:rStyle w:val="Strong"/>
-          <w:rFonts w:eastAsiaTheme="majorEastAsia"/>
-        </w:rPr>
-        <w:t xml:space="preserve"> (Sexual selection foundation)</w:t>
+        <w:t>1er Parrafo  (Sexual selection foundation)</w:t>
       </w:r>
     </w:p>
     <w:p>
@@ -898,13 +705,7 @@
         <w:spacing w:before="100" w:beforeAutospacing="1" w:after="100" w:afterAutospacing="1"/>
       </w:pPr>
       <w:r>
-        <w:t xml:space="preserve">P4: </w:t>
-      </w:r>
-      <w:r>
-        <w:t xml:space="preserve">la </w:t>
-      </w:r>
-      <w:r>
-        <w:t>capacidad de muestreo es restricción ecológica</w:t>
+        <w:t>P4: la capacidad de muestreo es restricción ecológica</w:t>
       </w:r>
     </w:p>
     <w:p>
@@ -928,13 +729,7 @@
         <w:spacing w:before="100" w:beforeAutospacing="1" w:after="100" w:afterAutospacing="1"/>
       </w:pPr>
       <w:r>
-        <w:t>H1</w:t>
-      </w:r>
-      <w:r>
-        <w:t xml:space="preserve">- </w:t>
-      </w:r>
-      <w:r>
-        <w:t xml:space="preserve">Firma topológica: cada función genera patrones estructurales distintos que se intensifican con </w:t>
+        <w:t xml:space="preserve">H1- Firma topológica: cada función genera patrones estructurales distintos que se intensifican con </w:t>
       </w:r>
       <w:r>
         <w:rPr>
@@ -959,13 +754,7 @@
         <w:spacing w:before="100" w:beforeAutospacing="1" w:after="100" w:afterAutospacing="1"/>
       </w:pPr>
       <w:r>
-        <w:t xml:space="preserve">H2 </w:t>
-      </w:r>
-      <w:r>
-        <w:t xml:space="preserve">- </w:t>
-      </w:r>
-      <w:r>
-        <w:t>Mediación topo-evolutiva: la topología correlaciona y media la evolución del ornamento (H2a: nestedness↔exageración, H2b: modularidad↔varianza, H2c: tras controlar covariables)</w:t>
+        <w:t>H2 - Mediación topo-evolutiva: la topología correlaciona y media la evolución del ornamento (H2a: nestedness↔exageración, H2b: modularidad↔varianza, H2c: tras controlar covariables)</w:t>
       </w:r>
     </w:p>
     <w:p>
@@ -978,13 +767,7 @@
       </w:pPr>
       <w:r>
         <w:lastRenderedPageBreak/>
-        <w:t>H3</w:t>
-      </w:r>
-      <w:r>
-        <w:t xml:space="preserve">- </w:t>
-      </w:r>
-      <w:r>
-        <w:t xml:space="preserve">Ruido ecológico: restringir </w:t>
+        <w:t xml:space="preserve">H3- Ruido ecológico: restringir </w:t>
       </w:r>
       <w:r>
         <w:rPr>
@@ -1233,23 +1016,7 @@
           <w:sz w:val="22"/>
           <w:szCs w:val="21"/>
         </w:rPr>
-        <w:t>To explore how within-population variation in mate preference shapes the topology of sexual networks and mediates eco-evolutionary dynamics, we developed a forward-time, individual-based model (IBM</w:t>
-      </w:r>
-      <w:r>
-        <w:rPr>
-          <w:rFonts w:ascii="Bookman Old Style" w:hAnsi="Bookman Old Style"/>
-          <w:sz w:val="22"/>
-          <w:szCs w:val="21"/>
-        </w:rPr>
-        <w:t xml:space="preserve">). </w:t>
-      </w:r>
-      <w:r>
-        <w:rPr>
-          <w:rFonts w:ascii="Bookman Old Style" w:hAnsi="Bookman Old Style"/>
-          <w:sz w:val="22"/>
-          <w:szCs w:val="21"/>
-        </w:rPr>
-        <w:t xml:space="preserve">We simulated populations with discrete, non-overlapping generations and a constant carrying capacity of </w:t>
+        <w:t xml:space="preserve">To explore how within-population variation in mate preference shapes the topology of sexual networks and mediates eco-evolutionary dynamics, we developed a forward-time, individual-based model (IBM). We simulated populations with discrete, non-overlapping generations and a constant carrying capacity of </w:t>
       </w:r>
       <m:oMath>
         <m:r>
@@ -1503,13 +1270,6 @@
           <w:szCs w:val="21"/>
         </w:rPr>
         <w:t xml:space="preserve">. Prior </w:t>
-      </w:r>
-      <w:r>
-        <w:rPr>
-          <w:rFonts w:ascii="Bookman Old Style" w:hAnsi="Bookman Old Style"/>
-          <w:sz w:val="22"/>
-          <w:szCs w:val="21"/>
-        </w:rPr>
         <w:lastRenderedPageBreak/>
         <w:t xml:space="preserve">to mating, males were subject to stabilising natural selection. The viability (survival probability) </w:t>
       </w:r>
@@ -2753,39 +2513,7 @@
           <w:sz w:val="22"/>
           <w:szCs w:val="21"/>
         </w:rPr>
-        <w:t xml:space="preserve"> and the evolutionary trajectory of the male trait across all simulated scenarios</w:t>
-      </w:r>
-      <w:r>
-        <w:rPr>
-          <w:rFonts w:ascii="Bookman Old Style" w:hAnsi="Bookman Old Style"/>
-          <w:sz w:val="22"/>
-          <w:szCs w:val="21"/>
-        </w:rPr>
-        <w:t>.</w:t>
-      </w:r>
-      <w:r>
-        <w:rPr>
-          <w:rFonts w:ascii="Bookman Old Style" w:hAnsi="Bookman Old Style"/>
-          <w:sz w:val="22"/>
-          <w:szCs w:val="21"/>
-        </w:rPr>
-        <w:t xml:space="preserve"> </w:t>
-      </w:r>
-      <w:r>
-        <w:rPr>
-          <w:rFonts w:ascii="Bookman Old Style" w:hAnsi="Bookman Old Style"/>
-          <w:sz w:val="22"/>
-          <w:szCs w:val="21"/>
-        </w:rPr>
-        <w:t>This</w:t>
-      </w:r>
-      <w:r>
-        <w:rPr>
-          <w:rFonts w:ascii="Bookman Old Style" w:hAnsi="Bookman Old Style"/>
-          <w:sz w:val="22"/>
-          <w:szCs w:val="21"/>
-        </w:rPr>
-        <w:t xml:space="preserve"> contrast to within-population variation in preference threshold (</w:t>
+        <w:t xml:space="preserve"> and the evolutionary trajectory of the male trait across all simulated scenarios. This contrast to within-population variation in preference threshold (</w:t>
       </w:r>
       <m:oMath>
         <m:sSub>
@@ -3232,7 +2960,7 @@
           <w:sz w:val="22"/>
           <w:szCs w:val="21"/>
         </w:rPr>
-        <w:t>To allow for complex network topologies, females were moderately polyandrous, mating with 1 to 3 males. Females sequentially assessed up to a maximum number of surviving males (</w:t>
+        <w:t>To allow for complex network topologies, females were moderately polyandrous, mating with 1 to 5 males. Females sequentially assessed up to a maximum number of surviving males (</w:t>
       </w:r>
       <m:oMath>
         <m:sSub>
@@ -4302,13 +4030,6 @@
           <w:szCs w:val="21"/>
         </w:rPr>
         <w:t xml:space="preserve">Critically, the central tendency of the female preference distribution was held constant across all four preference regimes, with preference thresholds independently </w:t>
-      </w:r>
-      <w:r>
-        <w:rPr>
-          <w:rFonts w:ascii="Bookman Old Style" w:hAnsi="Bookman Old Style"/>
-          <w:sz w:val="22"/>
-          <w:szCs w:val="21"/>
-        </w:rPr>
         <w:lastRenderedPageBreak/>
         <w:t xml:space="preserve">drawn each generation from </w:t>
       </w:r>
@@ -4522,7 +4243,7 @@
           <w:sz w:val="24"/>
           <w:szCs w:val="24"/>
         </w:rPr>
-        <w:t>2.4. Reproduction and Polyandry Advantage</w:t>
+        <w:t>2.4. Reproduction and Sperm Competition</w:t>
       </w:r>
     </w:p>
     <w:p>
@@ -4563,7 +4284,7 @@
           <w:sz w:val="22"/>
           <w:szCs w:val="21"/>
         </w:rPr>
-        <w:t>. Integrating demographic mechanics from Tarantino &amp; Garcia-Gonzalez (2025), a female’s base reproductive output was strictly proportional to her network degree, producing a fixed base of 10 offspring per copulation event. Polyandry thus grants a direct fitness benefit, simulating the acquisition of nuptial gifts or additional resources common in arthropod mating systems. Paternity for each offspring was assigned via a “fair raffle” sperm competition model among the female’s network partners. Finally, to maintain a constant population size, all offspring were pooled into a juvenile cohort. Extrinsic, density-independent random mortality was applied until exactly 200 males and 200 females survived to form the next generation’s adult population.</w:t>
+        <w:t>. Each female that mated with at least one male produced a fixed number of offspring (F_base = 50), independent of the number of partners — that is, polyandry conferred no direct fecundity advantage in our model. This neutral-fecundity assumption deliberately isolates the structural and evolutionary consequences of female choice from any confounding effect of polyandry on reproductive output (cf. Tarantino &amp; Garcia-Gonzalez 2025). Polyandry, however, still affected the distribution of paternity: for each offspring, sire identity was assigned via a “fair raffle” sperm-competition model among the female’s network partners, such that polyandrous females spread their genetic contribution across multiple males. Finally, to maintain a constant population size, all offspring were pooled into a juvenile cohort and subjected to extrinsic, density-independent random mortality until exactly 200 males and 200 females survived to form the next generation’s adult population.</w:t>
       </w:r>
     </w:p>
     <w:p>
@@ -6398,79 +6119,7 @@
           <w:sz w:val="22"/>
           <w:szCs w:val="21"/>
         </w:rPr>
-        <w:t>We followed a stepwise modelling strategy. An exploratory series of three preliminary experiments</w:t>
-      </w:r>
-      <w:r>
-        <w:rPr>
-          <w:rFonts w:ascii="Bookman Old Style" w:hAnsi="Bookman Old Style"/>
-          <w:sz w:val="22"/>
-          <w:szCs w:val="21"/>
-        </w:rPr>
-        <w:t>: Phase 1 -</w:t>
-      </w:r>
-      <w:r>
-        <w:rPr>
-          <w:rFonts w:ascii="Bookman Old Style" w:hAnsi="Bookman Old Style"/>
-          <w:sz w:val="22"/>
-          <w:szCs w:val="21"/>
-        </w:rPr>
-        <w:t xml:space="preserve"> contrasting baseline Uniform vs. Gaussian preference functions</w:t>
-      </w:r>
-      <w:r>
-        <w:rPr>
-          <w:rFonts w:ascii="Bookman Old Style" w:hAnsi="Bookman Old Style"/>
-          <w:sz w:val="22"/>
-          <w:szCs w:val="21"/>
-        </w:rPr>
-        <w:t>:</w:t>
-      </w:r>
-      <w:r>
-        <w:rPr>
-          <w:rFonts w:ascii="Bookman Old Style" w:hAnsi="Bookman Old Style"/>
-          <w:sz w:val="22"/>
-          <w:szCs w:val="21"/>
-        </w:rPr>
-        <w:t xml:space="preserve"> </w:t>
-      </w:r>
-      <w:r>
-        <w:rPr>
-          <w:rFonts w:ascii="Bookman Old Style" w:hAnsi="Bookman Old Style"/>
-          <w:sz w:val="22"/>
-          <w:szCs w:val="21"/>
-        </w:rPr>
-        <w:t xml:space="preserve">Phase </w:t>
-      </w:r>
-      <w:r>
-        <w:rPr>
-          <w:rFonts w:ascii="Bookman Old Style" w:hAnsi="Bookman Old Style"/>
-          <w:sz w:val="22"/>
-          <w:szCs w:val="21"/>
-        </w:rPr>
-        <w:t xml:space="preserve">2 </w:t>
-      </w:r>
-      <w:r>
-        <w:rPr>
-          <w:rFonts w:ascii="Bookman Old Style" w:hAnsi="Bookman Old Style"/>
-          <w:sz w:val="22"/>
-          <w:szCs w:val="21"/>
-        </w:rPr>
-        <w:t>-</w:t>
-      </w:r>
-      <w:r>
-        <w:rPr>
-          <w:rFonts w:ascii="Bookman Old Style" w:hAnsi="Bookman Old Style"/>
-          <w:sz w:val="22"/>
-          <w:szCs w:val="21"/>
-        </w:rPr>
-        <w:t xml:space="preserve"> </w:t>
-      </w:r>
-      <w:r>
-        <w:rPr>
-          <w:rFonts w:ascii="Bookman Old Style" w:hAnsi="Bookman Old Style"/>
-          <w:sz w:val="22"/>
-          <w:szCs w:val="21"/>
-        </w:rPr>
-        <w:t xml:space="preserve">mapping the </w:t>
+        <w:t xml:space="preserve">We followed a stepwise modelling strategy. An exploratory series of three preliminary experiments: Phase 1 - contrasting baseline Uniform vs. Gaussian preference functions: Phase 2 - mapping the </w:t>
       </w:r>
       <w:r>
         <w:rPr>
@@ -6497,39 +6146,7 @@
           <w:sz w:val="22"/>
           <w:szCs w:val="21"/>
         </w:rPr>
-        <w:t xml:space="preserve"> gradient under unrestricted sampling, and </w:t>
-      </w:r>
-      <w:r>
-        <w:rPr>
-          <w:rFonts w:ascii="Bookman Old Style" w:hAnsi="Bookman Old Style"/>
-          <w:sz w:val="22"/>
-          <w:szCs w:val="21"/>
-        </w:rPr>
-        <w:t xml:space="preserve">Phase </w:t>
-      </w:r>
-      <w:r>
-        <w:rPr>
-          <w:rFonts w:ascii="Bookman Old Style" w:hAnsi="Bookman Old Style"/>
-          <w:sz w:val="22"/>
-          <w:szCs w:val="21"/>
-        </w:rPr>
-        <w:t>3 -</w:t>
-      </w:r>
-      <w:r>
-        <w:rPr>
-          <w:rFonts w:ascii="Bookman Old Style" w:hAnsi="Bookman Old Style"/>
-          <w:sz w:val="22"/>
-          <w:szCs w:val="21"/>
-        </w:rPr>
-        <w:t xml:space="preserve"> </w:t>
-      </w:r>
-      <w:r>
-        <w:rPr>
-          <w:rFonts w:ascii="Bookman Old Style" w:hAnsi="Bookman Old Style"/>
-          <w:sz w:val="22"/>
-          <w:szCs w:val="21"/>
-        </w:rPr>
-        <w:t xml:space="preserve">probing the effect of sampling restrictions under high </w:t>
+        <w:t xml:space="preserve"> gradient under unrestricted sampling, and Phase 3 - probing the effect of sampling restrictions under high </w:t>
       </w:r>
       <w:r>
         <w:rPr>
@@ -6556,31 +6173,7 @@
           <w:sz w:val="22"/>
           <w:szCs w:val="21"/>
         </w:rPr>
-        <w:t>. All of them</w:t>
-      </w:r>
-      <w:r>
-        <w:rPr>
-          <w:rFonts w:ascii="Bookman Old Style" w:hAnsi="Bookman Old Style"/>
-          <w:sz w:val="22"/>
-          <w:szCs w:val="21"/>
-        </w:rPr>
-        <w:t xml:space="preserve"> w</w:t>
-      </w:r>
-      <w:r>
-        <w:rPr>
-          <w:rFonts w:ascii="Bookman Old Style" w:hAnsi="Bookman Old Style"/>
-          <w:sz w:val="22"/>
-          <w:szCs w:val="21"/>
-        </w:rPr>
-        <w:t>ere</w:t>
-      </w:r>
-      <w:r>
-        <w:rPr>
-          <w:rFonts w:ascii="Bookman Old Style" w:hAnsi="Bookman Old Style"/>
-          <w:sz w:val="22"/>
-          <w:szCs w:val="21"/>
-        </w:rPr>
-        <w:t xml:space="preserve"> used to identify the critical regions of parameter space, calibrate the </w:t>
+        <w:t xml:space="preserve">. All of them were used to identify the critical regions of parameter space, calibrate the </w:t>
       </w:r>
       <w:r>
         <w:rPr>
@@ -6645,23 +6238,7 @@
           <w:sz w:val="22"/>
           <w:szCs w:val="21"/>
         </w:rPr>
-        <w:t>Building on these preliminary findings, we performed a single fully-crossed factorial experiment</w:t>
-      </w:r>
-      <w:r>
-        <w:rPr>
-          <w:rFonts w:ascii="Bookman Old Style" w:hAnsi="Bookman Old Style"/>
-          <w:sz w:val="22"/>
-          <w:szCs w:val="21"/>
-        </w:rPr>
-        <w:t xml:space="preserve">, </w:t>
-      </w:r>
-      <w:r>
-        <w:rPr>
-          <w:rFonts w:ascii="Bookman Old Style" w:hAnsi="Bookman Old Style"/>
-          <w:sz w:val="22"/>
-          <w:szCs w:val="21"/>
-        </w:rPr>
-        <w:t xml:space="preserve">that integrates all four preference functions, the complete </w:t>
+        <w:t xml:space="preserve">Building on these preliminary findings, we performed a single fully-crossed factorial experiment, that integrates all four preference functions, the complete </w:t>
       </w:r>
       <w:r>
         <w:rPr>
@@ -6837,7 +6414,7 @@
           <w:sz w:val="22"/>
           <w:szCs w:val="21"/>
         </w:rPr>
-        <w:t xml:space="preserve"> {25, 100, 500} (5%, 20%, and 100% of N).</w:t>
+        <w:t xml:space="preserve"> {10, 40, 200} (5%, 20%, and 100% of N).</w:t>
       </w:r>
     </w:p>
     <w:p>
@@ -6858,7 +6435,7 @@
           <w:sz w:val="22"/>
           <w:szCs w:val="21"/>
         </w:rPr>
-        <w:t>Each scenario was replicated 100 times over 50 generations, yielding 8,400 independent simulations.</w:t>
+        <w:t>Each scenario was replicated 30 times over 100 generations, yielding 2,520 independent simulations.</w:t>
       </w:r>
     </w:p>
     <w:p>
@@ -7056,13 +6633,6 @@
           <w:szCs w:val="21"/>
         </w:rPr>
         <w:t xml:space="preserve">P2 — Preference function shape is a fixed property of the mating system. The geometry of how a female translates her internal threshold into a copulation decision — </w:t>
-      </w:r>
-      <w:r>
-        <w:rPr>
-          <w:rFonts w:ascii="Bookman Old Style" w:hAnsi="Bookman Old Style"/>
-          <w:sz w:val="22"/>
-          <w:szCs w:val="21"/>
-        </w:rPr>
         <w:lastRenderedPageBreak/>
         <w:t>whether she seeks an exact match (Gaussian), favours increasingly exaggerated traits (sigmoid), avoids the phenotypic mean (U-shaped), or mates at random (uniform) — is treated as a fixed ecological parameter, not an evolving trait. This deliberate simplification isolates the effect of function geometry from preference co-evolution.</w:t>
       </w:r>
@@ -7222,15 +6792,7 @@
           <w:sz w:val="22"/>
           <w:szCs w:val="21"/>
         </w:rPr>
-        <w:t>We</w:t>
-      </w:r>
-      <w:r>
-        <w:rPr>
-          <w:rFonts w:ascii="Bookman Old Style" w:hAnsi="Bookman Old Style"/>
-          <w:sz w:val="22"/>
-          <w:szCs w:val="21"/>
-        </w:rPr>
-        <w:t xml:space="preserve"> derive three hypotheses, each with explicit, measurable predictions.</w:t>
+        <w:t>We derive three hypotheses, each with explicit, measurable predictions.</w:t>
       </w:r>
     </w:p>
     <w:p>
@@ -7314,15 +6876,7 @@
           <w:sz w:val="22"/>
           <w:szCs w:val="21"/>
         </w:rPr>
-        <w:t>).</w:t>
-      </w:r>
-      <w:r>
-        <w:rPr>
-          <w:rFonts w:ascii="Bookman Old Style" w:hAnsi="Bookman Old Style"/>
-          <w:sz w:val="22"/>
-          <w:szCs w:val="21"/>
-        </w:rPr>
-        <w:t xml:space="preserve"> </w:t>
+        <w:t xml:space="preserve">). </w:t>
       </w:r>
       <w:r>
         <w:rPr>
@@ -7340,15 +6894,7 @@
           <w:sz w:val="22"/>
           <w:szCs w:val="21"/>
         </w:rPr>
-        <w:t>ating network</w:t>
-      </w:r>
-      <w:r>
-        <w:rPr>
-          <w:rFonts w:ascii="Bookman Old Style" w:hAnsi="Bookman Old Style"/>
-          <w:sz w:val="22"/>
-          <w:szCs w:val="21"/>
-        </w:rPr>
-        <w:t xml:space="preserve"> variables</w:t>
+        <w:t>ating network variables</w:t>
       </w:r>
       <w:r>
         <w:rPr>
@@ -7407,7 +6953,7 @@
           <w:sz w:val="22"/>
           <w:szCs w:val="21"/>
         </w:rPr>
-        <w:t xml:space="preserve"> at Generation 50 across the full </w:t>
+        <w:t xml:space="preserve"> at Generation 100 across the full</w:t>
       </w:r>
       <m:oMath>
         <m:sSub>
@@ -7555,15 +7101,7 @@
                 <w:sz w:val="22"/>
                 <w:szCs w:val="21"/>
               </w:rPr>
-              <w:t>Uniform</w:t>
-            </w:r>
-            <w:r>
-              <w:rPr>
-                <w:rFonts w:ascii="Bookman Old Style" w:hAnsi="Bookman Old Style"/>
-                <w:sz w:val="22"/>
-                <w:szCs w:val="21"/>
-              </w:rPr>
-              <w:t xml:space="preserve"> (Control)</w:t>
+              <w:t>Uniform (Control)</w:t>
             </w:r>
           </w:p>
         </w:tc>
@@ -7589,15 +7127,7 @@
                 <w:sz w:val="22"/>
                 <w:szCs w:val="21"/>
               </w:rPr>
-              <w:t xml:space="preserve">Similar network struture along </w:t>
-            </w:r>
-            <w:r>
-              <w:rPr>
-                <w:rFonts w:ascii="Bookman Old Style" w:hAnsi="Bookman Old Style"/>
-                <w:sz w:val="22"/>
-                <w:szCs w:val="21"/>
-              </w:rPr>
-              <w:t xml:space="preserve">full </w:t>
+              <w:t xml:space="preserve">Similar network struture along full </w:t>
             </w:r>
             <m:oMath>
               <m:sSub>
@@ -7691,23 +7221,7 @@
                 <w:sz w:val="22"/>
                 <w:szCs w:val="21"/>
               </w:rPr>
-              <w:t xml:space="preserve">High Modularity </w:t>
-            </w:r>
-            <w:r>
-              <w:rPr>
-                <w:rFonts w:ascii="Bookman Old Style" w:hAnsi="Bookman Old Style"/>
-                <w:sz w:val="22"/>
-                <w:szCs w:val="21"/>
-              </w:rPr>
-              <w:t>when</w:t>
-            </w:r>
-            <w:r>
-              <w:rPr>
-                <w:rFonts w:ascii="Bookman Old Style" w:hAnsi="Bookman Old Style"/>
-                <w:sz w:val="22"/>
-                <w:szCs w:val="21"/>
-              </w:rPr>
-              <w:t xml:space="preserve"> </w:t>
+              <w:t xml:space="preserve">High Modularity when </w:t>
             </w:r>
             <m:oMath>
               <m:sSub>
@@ -7790,15 +7304,7 @@
                 <w:sz w:val="22"/>
                 <w:szCs w:val="21"/>
               </w:rPr>
-              <w:t xml:space="preserve"> </w:t>
-            </w:r>
-            <w:r>
-              <w:rPr>
-                <w:rFonts w:ascii="Bookman Old Style" w:hAnsi="Bookman Old Style"/>
-                <w:sz w:val="22"/>
-                <w:szCs w:val="21"/>
-              </w:rPr>
-              <w:t xml:space="preserve"> (?)</w:t>
+              <w:t xml:space="preserve">  (?)</w:t>
             </w:r>
           </w:p>
         </w:tc>
@@ -7851,15 +7357,7 @@
                 <w:sz w:val="22"/>
                 <w:szCs w:val="21"/>
               </w:rPr>
-              <w:t>High Nestedness, high Centralization</w:t>
-            </w:r>
-            <w:r>
-              <w:rPr>
-                <w:rFonts w:ascii="Bookman Old Style" w:hAnsi="Bookman Old Style"/>
-                <w:sz w:val="22"/>
-                <w:szCs w:val="21"/>
-              </w:rPr>
-              <w:t xml:space="preserve"> (?)</w:t>
+              <w:t>High Nestedness, high Centralization (?)</w:t>
             </w:r>
           </w:p>
         </w:tc>
@@ -7912,15 +7410,7 @@
                 <w:sz w:val="22"/>
                 <w:szCs w:val="21"/>
               </w:rPr>
-              <w:t>High Modularity via avoidance</w:t>
-            </w:r>
-            <w:r>
-              <w:rPr>
-                <w:rFonts w:ascii="Bookman Old Style" w:hAnsi="Bookman Old Style"/>
-                <w:sz w:val="22"/>
-                <w:szCs w:val="21"/>
-              </w:rPr>
-              <w:t xml:space="preserve"> (?)</w:t>
+              <w:t>High Modularity via avoidance (?)</w:t>
             </w:r>
           </w:p>
         </w:tc>
@@ -7998,39 +7488,7 @@
           <w:sz w:val="22"/>
           <w:szCs w:val="21"/>
         </w:rPr>
-        <w:t>with evolutionary trajectory of the male ornament</w:t>
-      </w:r>
-      <w:r>
-        <w:rPr>
-          <w:rFonts w:ascii="Bookman Old Style" w:hAnsi="Bookman Old Style"/>
-          <w:sz w:val="22"/>
-          <w:szCs w:val="21"/>
-        </w:rPr>
-        <w:t>.</w:t>
-      </w:r>
-      <w:r>
-        <w:rPr>
-          <w:rFonts w:ascii="Bookman Old Style" w:hAnsi="Bookman Old Style"/>
-          <w:sz w:val="22"/>
-          <w:szCs w:val="21"/>
-        </w:rPr>
-        <w:t xml:space="preserve"> </w:t>
-      </w:r>
-      <w:r>
-        <w:rPr>
-          <w:rFonts w:ascii="Bookman Old Style" w:hAnsi="Bookman Old Style"/>
-          <w:sz w:val="22"/>
-          <w:szCs w:val="21"/>
-        </w:rPr>
-        <w:t>S</w:t>
-      </w:r>
-      <w:r>
-        <w:rPr>
-          <w:rFonts w:ascii="Bookman Old Style" w:hAnsi="Bookman Old Style"/>
-          <w:sz w:val="22"/>
-          <w:szCs w:val="21"/>
-        </w:rPr>
-        <w:t>pecifically, nested networks predict trait exaggeration, while modular networks predict the rescue of genetic variance.</w:t>
+        <w:t>with evolutionary trajectory of the male ornament. Specifically, nested networks predict trait exaggeration, while modular networks predict the rescue of genetic variance.</w:t>
       </w:r>
     </w:p>
     <w:p>
@@ -8134,7 +7592,7 @@
           <w:sz w:val="22"/>
           <w:szCs w:val="21"/>
         </w:rPr>
-        <w:t xml:space="preserve"> on Modularity at Generation 50, with preference function, </w:t>
+        <w:t xml:space="preserve"> on Modularity at Generation 100, with preference function,</w:t>
       </w:r>
       <m:oMath>
         <m:sSub>
@@ -8664,7 +8122,7 @@
           <w:sz w:val="22"/>
           <w:szCs w:val="21"/>
         </w:rPr>
-        <w:t xml:space="preserve"> Topological metrics and evolutionary outcomes at Generation 50 across </w:t>
+        <w:t xml:space="preserve"> Topological metrics and evolutionary outcomes at Generation 100 across</w:t>
       </w:r>
       <m:oMath>
         <m:sSub>
@@ -8715,7 +8173,7 @@
             <w:sz w:val="22"/>
             <w:szCs w:val="21"/>
           </w:rPr>
-          <m:t>20</m:t>
+          <m:t>10</m:t>
         </m:r>
         <m:r>
           <m:rPr>
@@ -8734,7 +8192,7 @@
             <w:sz w:val="22"/>
             <w:szCs w:val="21"/>
           </w:rPr>
-          <m:t>100</m:t>
+          <m:t>40</m:t>
         </m:r>
         <m:r>
           <m:rPr>
@@ -9402,23 +8860,7 @@
           <w:sz w:val="22"/>
           <w:szCs w:val="21"/>
         </w:rPr>
-        <w:t>observation</w:t>
-      </w:r>
-      <w:r>
-        <w:rPr>
-          <w:rFonts w:ascii="Bookman Old Style" w:hAnsi="Bookman Old Style"/>
-          <w:sz w:val="22"/>
-          <w:szCs w:val="21"/>
-        </w:rPr>
-        <w:t xml:space="preserve">. </w:t>
-      </w:r>
-      <w:r>
-        <w:rPr>
-          <w:rFonts w:ascii="Bookman Old Style" w:hAnsi="Bookman Old Style"/>
-          <w:sz w:val="22"/>
-          <w:szCs w:val="21"/>
-        </w:rPr>
-        <w:t>We</w:t>
+        <w:t>observation. We</w:t>
       </w:r>
       <w:r>
         <w:rPr>
@@ -11264,23 +10706,6 @@
           <w:sz w:val="20"/>
           <w:szCs w:val="21"/>
         </w:rPr>
-        <w:t>lme4</w:t>
-      </w:r>
-      <w:r>
-        <w:rPr>
-          <w:rFonts w:ascii="Bookman Old Style" w:hAnsi="Bookman Old Style"/>
-          <w:sz w:val="21"/>
-          <w:szCs w:val="21"/>
-        </w:rPr>
-        <w:t xml:space="preserve">, </w:t>
-      </w:r>
-      <w:r>
-        <w:rPr>
-          <w:rStyle w:val="VerbatimChar"/>
-          <w:rFonts w:ascii="Bookman Old Style" w:hAnsi="Bookman Old Style"/>
-          <w:sz w:val="20"/>
-          <w:szCs w:val="21"/>
-        </w:rPr>
         <w:t>dplyr</w:t>
       </w:r>
       <w:r>
@@ -11410,7 +10835,7 @@
           <w:sz w:val="22"/>
           <w:szCs w:val="21"/>
         </w:rPr>
-        <w:t>Table 1 summarises the parameters, variables, and probabilistic distributions used throughout our simulations. The simulation framework operates across two distinct temporal scales: (i) an ecological time scale, which resolves the sequential mate assessment and the formation of the static bipartite mating network within a single breeding season, and (ii) an evolutionary time scale, which dictates viability selection, genetic inheritance, and density-dependent juvenile mortality across 50 non-overlapping generations.</w:t>
+        <w:t>Table 1 summarises the parameters, variables, and probabilistic distributions used throughout our simulations. The simulation framework operates across two distinct temporal scales: (i) an ecological time scale, which resolves the sequential mate assessment and the formation of the static bipartite mating network within a single breeding season, and (ii) an evolutionary time scale, which dictates viability selection, genetic inheritance, and density-dependent juvenile mortality across 100 non-overlapping generations.</w:t>
       </w:r>
     </w:p>
     <w:p>
@@ -12569,7 +11994,7 @@
                   <w:sz w:val="20"/>
                   <w:szCs w:val="20"/>
                 </w:rPr>
-                <m:t>20</m:t>
+                <m:t>10</m:t>
               </m:r>
               <m:r>
                 <m:rPr>
@@ -12588,7 +12013,7 @@
                   <w:sz w:val="20"/>
                   <w:szCs w:val="20"/>
                 </w:rPr>
-                <m:t>100</m:t>
+                <m:t>40</m:t>
               </m:r>
               <m:r>
                 <m:rPr>
@@ -12750,7 +12175,7 @@
                       <w:sz w:val="20"/>
                       <w:szCs w:val="20"/>
                     </w:rPr>
-                    <m:t>3</m:t>
+                    <m:t>5</m:t>
                   </m:r>
                 </m:e>
               </m:d>
@@ -13280,15 +12705,7 @@
                     <w:sz w:val="20"/>
                     <w:szCs w:val="20"/>
                   </w:rPr>
-                  <m:t>0.</m:t>
-                </m:r>
-                <m:r>
-                  <w:rPr>
-                    <w:rFonts w:ascii="Cambria Math" w:hAnsi="Cambria Math"/>
-                    <w:sz w:val="20"/>
-                    <w:szCs w:val="20"/>
-                  </w:rPr>
-                  <m:t>2</m:t>
+                  <m:t>0.2</m:t>
                 </m:r>
               </m:oMath>
             </m:oMathPara>
@@ -13366,7 +12783,7 @@
                 <w:sz w:val="20"/>
                 <w:szCs w:val="20"/>
               </w:rPr>
-              <w:t>Base fecundity reward per copulation event</w:t>
+              <w:t>Fixed fecundity per mated female (neutral polyandry)</w:t>
             </w:r>
           </w:p>
         </w:tc>
@@ -13390,7 +12807,7 @@
                   <w:sz w:val="20"/>
                   <w:szCs w:val="20"/>
                 </w:rPr>
-                <m:t>10</m:t>
+                <m:t>50</m:t>
               </m:r>
             </m:oMath>
             <w:r>
@@ -13399,7 +12816,7 @@
                 <w:sz w:val="20"/>
                 <w:szCs w:val="20"/>
               </w:rPr>
-              <w:t xml:space="preserve"> offspring per successful network edge (mating).</w:t>
+              <w:t xml:space="preserve"> offspring per female that mated with ≥1 male, independent of the number of partners.</w:t>
             </w:r>
           </w:p>
         </w:tc>
@@ -13766,7 +13183,7 @@
                   <w:sz w:val="20"/>
                   <w:szCs w:val="20"/>
                 </w:rPr>
-                <m:t>50</m:t>
+                <m:t>100</m:t>
               </m:r>
             </m:oMath>
             <w:r>
@@ -13814,19 +13231,8 @@
           <w:lang w:val="pt-BR"/>
         </w:rPr>
         <w:lastRenderedPageBreak/>
-        <w:t xml:space="preserve">3. </w:t>
-      </w:r>
-      <w:proofErr w:type="spellStart"/>
-      <w:r>
-        <w:rPr>
-          <w:rFonts w:ascii="Bookman Old Style" w:hAnsi="Bookman Old Style"/>
-          <w:sz w:val="32"/>
-          <w:szCs w:val="32"/>
-          <w:lang w:val="pt-BR"/>
-        </w:rPr>
-        <w:t>Results</w:t>
-      </w:r>
-      <w:proofErr w:type="spellEnd"/>
+        <w:t>3. Results</w:t>
+      </w:r>
     </w:p>
     <w:p>
       <w:pPr>
@@ -13848,16 +13254,7 @@
           <w:szCs w:val="24"/>
           <w:lang w:val="en-US"/>
         </w:rPr>
-        <w:t xml:space="preserve">3.1. </w:t>
-      </w:r>
-      <w:r>
-        <w:rPr>
-          <w:rFonts w:ascii="Bookman Old Style" w:hAnsi="Bookman Old Style"/>
-          <w:sz w:val="24"/>
-          <w:szCs w:val="24"/>
-          <w:lang w:val="en-US"/>
-        </w:rPr>
-        <w:t xml:space="preserve">The Phase 4, </w:t>
+        <w:t xml:space="preserve">3.1. The Phase 4, </w:t>
       </w:r>
       <w:r>
         <w:rPr>
@@ -14690,47 +14087,7 @@
           <w:szCs w:val="21"/>
           <w:lang w:val="pt-BR"/>
         </w:rPr>
-        <w:t xml:space="preserve"> reflete o </w:t>
-      </w:r>
-      <w:proofErr w:type="spellStart"/>
-      <w:r>
-        <w:rPr>
-          <w:rFonts w:ascii="Bookman Old Style" w:hAnsi="Bookman Old Style"/>
-          <w:sz w:val="22"/>
-          <w:szCs w:val="21"/>
-          <w:lang w:val="pt-BR"/>
-        </w:rPr>
-        <w:t>matching</w:t>
-      </w:r>
-      <w:proofErr w:type="spellEnd"/>
-      <w:r>
-        <w:rPr>
-          <w:rFonts w:ascii="Bookman Old Style" w:hAnsi="Bookman Old Style"/>
-          <w:sz w:val="22"/>
-          <w:szCs w:val="21"/>
-          <w:lang w:val="pt-BR"/>
-        </w:rPr>
-        <w:t xml:space="preserve"> </w:t>
-      </w:r>
-      <w:proofErr w:type="spellStart"/>
-      <w:r>
-        <w:rPr>
-          <w:rFonts w:ascii="Bookman Old Style" w:hAnsi="Bookman Old Style"/>
-          <w:sz w:val="22"/>
-          <w:szCs w:val="21"/>
-          <w:lang w:val="pt-BR"/>
-        </w:rPr>
-        <w:t>assortativo</w:t>
-      </w:r>
-      <w:proofErr w:type="spellEnd"/>
-      <w:r>
-        <w:rPr>
-          <w:rFonts w:ascii="Bookman Old Style" w:hAnsi="Bookman Old Style"/>
-          <w:sz w:val="22"/>
-          <w:szCs w:val="21"/>
-          <w:lang w:val="pt-BR"/>
-        </w:rPr>
-        <w:t xml:space="preserve"> ativo: fêmeas com limiares divergentes monopolizam subconjuntos fenotipicamente distintos de machos, fragmentando a rede em cliques reprodutivos isolados. A convergência da Disruptiva ao baseline a </w:t>
+        <w:t xml:space="preserve"> reflete o matching assortativo ativo: fêmeas com limiares divergentes monopolizam subconjuntos fenotipicamente distintos de machos, fragmentando a rede em cliques reprodutivos isolados. A convergência da Disruptiva ao baseline a </w:t>
       </w:r>
       <m:oMath>
         <m:sSub>
@@ -14818,7 +14175,6 @@
         </w:rPr>
         <w:t xml:space="preserve">Quanto ao aninhamento (NODF), a preferência </w:t>
       </w:r>
-      <w:proofErr w:type="spellStart"/>
       <w:r>
         <w:rPr>
           <w:rFonts w:ascii="Bookman Old Style" w:hAnsi="Bookman Old Style"/>
@@ -14830,7 +14186,6 @@
         </w:rPr>
         <w:t>Sigmoidal</w:t>
       </w:r>
-      <w:proofErr w:type="spellEnd"/>
       <w:r>
         <w:rPr>
           <w:rFonts w:ascii="Bookman Old Style" w:hAnsi="Bookman Old Style"/>
@@ -14905,16 +14260,7 @@
           <w:lang w:val="en-US"/>
         </w:rPr>
         <w:lastRenderedPageBreak/>
-        <w:t xml:space="preserve">3.2. </w:t>
-      </w:r>
-      <w:r>
-        <w:rPr>
-          <w:rFonts w:ascii="Bookman Old Style" w:hAnsi="Bookman Old Style"/>
-          <w:sz w:val="24"/>
-          <w:szCs w:val="24"/>
-          <w:lang w:val="en-US"/>
-        </w:rPr>
-        <w:t>The Ecological Threshold as Boundary Between Demographic Constraint and Biological Signal</w:t>
+        <w:t>3.2. The Ecological Threshold as Boundary Between Demographic Constraint and Biological Signal</w:t>
       </w:r>
     </w:p>
     <w:p>
@@ -15211,16 +14557,7 @@
           <w:szCs w:val="24"/>
           <w:lang w:val="en-US"/>
         </w:rPr>
-        <w:t xml:space="preserve">3.3. </w:t>
-      </w:r>
-      <w:r>
-        <w:rPr>
-          <w:rFonts w:ascii="Bookman Old Style" w:hAnsi="Bookman Old Style"/>
-          <w:sz w:val="24"/>
-          <w:szCs w:val="24"/>
-          <w:lang w:val="en-US"/>
-        </w:rPr>
-        <w:t>The Topological Relief: Two Sequential Mechanisms of Genetic Diversity Rescue</w:t>
+        <w:t>3.3. The Topological Relief: Two Sequential Mechanisms of Genetic Diversity Rescue</w:t>
       </w:r>
     </w:p>
     <w:p>
@@ -15950,14 +15287,6 @@
           <w:lang w:val="pt-BR"/>
         </w:rPr>
         <w:t xml:space="preserve">, com a Disruptiva </w:t>
-      </w:r>
-      <w:r>
-        <w:rPr>
-          <w:rFonts w:ascii="Bookman Old Style" w:hAnsi="Bookman Old Style"/>
-          <w:sz w:val="22"/>
-          <w:szCs w:val="21"/>
-          <w:lang w:val="pt-BR"/>
-        </w:rPr>
         <w:lastRenderedPageBreak/>
         <w:t>operando via atomização fenotípica no regime de baixa heterogeneidade, e a Gaussiana assumindo via fragmentação assortativa no regime de alta heterogeneidade.</w:t>
       </w:r>
@@ -16043,67 +15372,7 @@
           <w:szCs w:val="21"/>
           <w:lang w:val="pt-BR"/>
         </w:rPr>
-        <w:t xml:space="preserve">(2) </w:t>
-      </w:r>
-      <w:proofErr w:type="spellStart"/>
-      <w:r>
-        <w:rPr>
-          <w:rFonts w:ascii="Bookman Old Style" w:hAnsi="Bookman Old Style"/>
-          <w:sz w:val="22"/>
-          <w:szCs w:val="21"/>
-          <w:lang w:val="pt-BR"/>
-        </w:rPr>
-        <w:t>Interpret</w:t>
-      </w:r>
-      <w:proofErr w:type="spellEnd"/>
-      <w:r>
-        <w:rPr>
-          <w:rFonts w:ascii="Bookman Old Style" w:hAnsi="Bookman Old Style"/>
-          <w:sz w:val="22"/>
-          <w:szCs w:val="21"/>
-          <w:lang w:val="pt-BR"/>
-        </w:rPr>
-        <w:t xml:space="preserve"> </w:t>
-      </w:r>
-      <w:proofErr w:type="spellStart"/>
-      <w:r>
-        <w:rPr>
-          <w:rFonts w:ascii="Bookman Old Style" w:hAnsi="Bookman Old Style"/>
-          <w:sz w:val="22"/>
-          <w:szCs w:val="21"/>
-          <w:lang w:val="pt-BR"/>
-        </w:rPr>
-        <w:t>each</w:t>
-      </w:r>
-      <w:proofErr w:type="spellEnd"/>
-      <w:r>
-        <w:rPr>
-          <w:rFonts w:ascii="Bookman Old Style" w:hAnsi="Bookman Old Style"/>
-          <w:sz w:val="22"/>
-          <w:szCs w:val="21"/>
-          <w:lang w:val="pt-BR"/>
-        </w:rPr>
-        <w:t xml:space="preserve"> </w:t>
-      </w:r>
-      <w:proofErr w:type="spellStart"/>
-      <w:r>
-        <w:rPr>
-          <w:rFonts w:ascii="Bookman Old Style" w:hAnsi="Bookman Old Style"/>
-          <w:sz w:val="22"/>
-          <w:szCs w:val="21"/>
-          <w:lang w:val="pt-BR"/>
-        </w:rPr>
-        <w:t>finding</w:t>
-      </w:r>
-      <w:proofErr w:type="spellEnd"/>
-      <w:r>
-        <w:rPr>
-          <w:rFonts w:ascii="Bookman Old Style" w:hAnsi="Bookman Old Style"/>
-          <w:sz w:val="22"/>
-          <w:szCs w:val="21"/>
-          <w:lang w:val="pt-BR"/>
-        </w:rPr>
-        <w:t xml:space="preserve"> in light of existing theory on genetic diversity and demographic constraint. (3) Compare with prior empirical work on topological/network approaches in evolutionary biology. (4) Address limitations: assumptions of the framework, parameter sensitivity, and scope of generalization. (5) Outline implications for future research and for the broader evolutionary-biology community.]</w:t>
+        <w:t>(2) Interpret each finding in light of existing theory on genetic diversity and demographic constraint. (3) Compare with prior empirical work on topological/network approaches in evolutionary biology. (4) Address limitations: assumptions of the framework, parameter sensitivity, and scope of generalization. (5) Outline implications for future research and for the broader evolutionary-biology community.]</w:t>
       </w:r>
     </w:p>
     <w:p>
@@ -16140,23 +15409,7 @@
           <w:sz w:val="22"/>
           <w:szCs w:val="21"/>
         </w:rPr>
-        <w:t>Idea</w:t>
-      </w:r>
-      <w:r>
-        <w:rPr>
-          <w:rFonts w:ascii="Bookman Old Style" w:hAnsi="Bookman Old Style"/>
-          <w:sz w:val="22"/>
-          <w:szCs w:val="21"/>
-        </w:rPr>
-        <w:t>s</w:t>
-      </w:r>
-      <w:r>
-        <w:rPr>
-          <w:rFonts w:ascii="Bookman Old Style" w:hAnsi="Bookman Old Style"/>
-          <w:sz w:val="22"/>
-          <w:szCs w:val="21"/>
-        </w:rPr>
-        <w:t xml:space="preserve"> of</w:t>
+        <w:t>Ideas of</w:t>
       </w:r>
       <w:r>
         <w:rPr>
@@ -16303,15 +15556,7 @@
         <w:pStyle w:val="BodyText"/>
       </w:pPr>
       <w:r>
-        <w:t xml:space="preserve">[Author Contributions — use the </w:t>
-      </w:r>
-      <w:proofErr w:type="spellStart"/>
-      <w:r>
-        <w:t>CRediT</w:t>
-      </w:r>
-      <w:proofErr w:type="spellEnd"/>
-      <w:r>
-        <w:t xml:space="preserve"> taxonomy. Example: "A.B.: Conceptualization, Methodology, Formal analysis, Writing — original draft. C.D.: Software, Investigation, Writing — review &amp; editing. E.F.: Supervision, Funding acquisition, Writing — review &amp; editing."]</w:t>
+        <w:t>[Author Contributions — use the CRediT taxonomy. Example: "A.B.: Conceptualization, Methodology, Formal analysis, Writing — original draft. C.D.: Software, Investigation, Writing — review &amp; editing. E.F.: Supervision, Funding acquisition, Writing — review &amp; editing."]</w:t>
       </w:r>
     </w:p>
     <w:p>

--- a/Paper_JEB_Metodos.docx
+++ b/Paper_JEB_Metodos.docx
@@ -80,7 +80,7 @@
           <w:rFonts w:ascii="Bookman Old Style" w:hAnsi="Bookman Old Style" w:cstheme="minorBidi"/>
           <w:sz w:val="22"/>
           <w:szCs w:val="21"/>
-          <w:lang w:val="en-US"/>
+          <w:lang w:val="pt-BR"/>
         </w:rPr>
       </w:pPr>
     </w:p>
@@ -953,7 +953,43 @@
           <w:szCs w:val="21"/>
           <w:lang w:val="en-US"/>
         </w:rPr>
-        <w:t>Specifically, we aim to explore whether each preference function generates a distinct topological signature in the mating network, and how these structural patterns respond to increasing preference heterogeneity. Furthermore, we investigate how these emergent topologies—such as nested hierarchies or modular cliques—mediate the evolutionary trajectory of male traits, either by fueling phenotypic exaggeration or rescuing genetic diversity from extinction. Critically, we also evaluate the sensitivity of these topo-evolutionary pathways to ecological reality: we test whether mate-sampling costs, which restrict female choice, act as ecological noise that dissolves network structure and neutralizes the evolutionary power of sexual selection. Ultimately, our framework seeks to provide a unified perspective in which preference functions, individual behavioural variation, and ecological constraints interact to shape macroevolution through the topology of the sexual network, offering testable predictions for empirical studies across taxa where female sampling capacity varies naturally.</w:t>
+        <w:t>Specifically, we aim to explore whether each preference function generates a distinct topological signature in the mating network, and how these structural patterns respond to increasing preference heterogeneity. Furthermore, we investigate how these emergent topologies</w:t>
+      </w:r>
+      <w:r>
+        <w:rPr>
+          <w:rFonts w:ascii="Bookman Old Style" w:eastAsiaTheme="minorHAnsi" w:hAnsi="Bookman Old Style" w:cstheme="minorBidi"/>
+          <w:sz w:val="22"/>
+          <w:szCs w:val="21"/>
+          <w:lang w:val="en-US"/>
+        </w:rPr>
+        <w:t xml:space="preserve">, </w:t>
+      </w:r>
+      <w:r>
+        <w:rPr>
+          <w:rFonts w:ascii="Bookman Old Style" w:eastAsiaTheme="minorHAnsi" w:hAnsi="Bookman Old Style" w:cstheme="minorBidi"/>
+          <w:sz w:val="22"/>
+          <w:szCs w:val="21"/>
+          <w:lang w:val="en-US"/>
+        </w:rPr>
+        <w:t>such as nested hierarchies or modular cliques</w:t>
+      </w:r>
+      <w:r>
+        <w:rPr>
+          <w:rFonts w:ascii="Bookman Old Style" w:eastAsiaTheme="minorHAnsi" w:hAnsi="Bookman Old Style" w:cstheme="minorBidi"/>
+          <w:sz w:val="22"/>
+          <w:szCs w:val="21"/>
+          <w:lang w:val="en-US"/>
+        </w:rPr>
+        <w:t xml:space="preserve">, </w:t>
+      </w:r>
+      <w:r>
+        <w:rPr>
+          <w:rFonts w:ascii="Bookman Old Style" w:eastAsiaTheme="minorHAnsi" w:hAnsi="Bookman Old Style" w:cstheme="minorBidi"/>
+          <w:sz w:val="22"/>
+          <w:szCs w:val="21"/>
+          <w:lang w:val="en-US"/>
+        </w:rPr>
+        <w:t>mediate the evolutionary trajectory of male traits, either by fueling phenotypic exaggeration or rescuing genetic diversity from extinction. Critically, we also evaluate the sensitivity of these topo-evolutionary pathways to ecological reality: we test whether mate-sampling costs, which restrict female choice, act as ecological noise that dissolves network structure and neutralizes the evolutionary power of sexual selection. Ultimately, our framework seeks to provide a unified perspective in which preference functions, individual behavioural variation, and ecological constraints interact to shape macroevolution through the topology of the sexual network, offering testable predictions for empirical studies across taxa where female sampling capacity varies naturally.</w:t>
       </w:r>
     </w:p>
     <w:p>
@@ -1270,6 +1306,13 @@
           <w:szCs w:val="21"/>
         </w:rPr>
         <w:t xml:space="preserve">. Prior </w:t>
+      </w:r>
+      <w:r>
+        <w:rPr>
+          <w:rFonts w:ascii="Bookman Old Style" w:hAnsi="Bookman Old Style"/>
+          <w:sz w:val="22"/>
+          <w:szCs w:val="21"/>
+        </w:rPr>
         <w:lastRenderedPageBreak/>
         <w:t xml:space="preserve">to mating, males were subject to stabilising natural selection. The viability (survival probability) </w:t>
       </w:r>
@@ -4030,6 +4073,13 @@
           <w:szCs w:val="21"/>
         </w:rPr>
         <w:t xml:space="preserve">Critically, the central tendency of the female preference distribution was held constant across all four preference regimes, with preference thresholds independently </w:t>
+      </w:r>
+      <w:r>
+        <w:rPr>
+          <w:rFonts w:ascii="Bookman Old Style" w:hAnsi="Bookman Old Style"/>
+          <w:sz w:val="22"/>
+          <w:szCs w:val="21"/>
+        </w:rPr>
         <w:lastRenderedPageBreak/>
         <w:t xml:space="preserve">drawn each generation from </w:t>
       </w:r>
@@ -5526,6 +5576,7 @@
           <w:sz w:val="22"/>
           <w:szCs w:val="21"/>
         </w:rPr>
+        <w:lastRenderedPageBreak/>
         <w:t>(4)</w:t>
       </w:r>
       <w:r>
@@ -5786,7 +5837,6 @@
           <w:sz w:val="22"/>
           <w:szCs w:val="21"/>
         </w:rPr>
-        <w:lastRenderedPageBreak/>
         <w:t>centralization</w:t>
       </w:r>
       <w:r>
@@ -6632,9 +6682,8 @@
           <w:sz w:val="22"/>
           <w:szCs w:val="21"/>
         </w:rPr>
-        <w:t xml:space="preserve">P2 — Preference function shape is a fixed property of the mating system. The geometry of how a female translates her internal threshold into a copulation decision — </w:t>
         <w:lastRenderedPageBreak/>
-        <w:t>whether she seeks an exact match (Gaussian), favours increasingly exaggerated traits (sigmoid), avoids the phenotypic mean (U-shaped), or mates at random (uniform) — is treated as a fixed ecological parameter, not an evolving trait. This deliberate simplification isolates the effect of function geometry from preference co-evolution.</w:t>
+        <w:t>P2 — Preference function shape is a fixed property of the mating system. The geometry of how a female translates her internal threshold into a copulation decision — whether she seeks an exact match (Gaussian), favours increasingly exaggerated traits (sigmoid), avoids the phenotypic mean (U-shaped), or mates at random (uniform) — is treated as a fixed ecological parameter, not an evolving trait. This deliberate simplification isolates the effect of function geometry from preference co-evolution.</w:t>
       </w:r>
     </w:p>
     <w:p>
@@ -7510,6 +7559,7 @@
           <w:sz w:val="22"/>
           <w:szCs w:val="21"/>
         </w:rPr>
+        <w:lastRenderedPageBreak/>
         <w:t>What we measure:</w:t>
       </w:r>
       <w:r>
@@ -7705,7 +7755,6 @@
           <w:sz w:val="22"/>
           <w:szCs w:val="21"/>
         </w:rPr>
-        <w:lastRenderedPageBreak/>
         <w:t>H3 — The Ecological Noise Hypothesis</w:t>
       </w:r>
     </w:p>
@@ -10835,7 +10884,16 @@
           <w:sz w:val="22"/>
           <w:szCs w:val="21"/>
         </w:rPr>
-        <w:t>Table 1 summarises the parameters, variables, and probabilistic distributions used throughout our simulations. The simulation framework operates across two distinct temporal scales: (i) an ecological time scale, which resolves the sequential mate assessment and the formation of the static bipartite mating network within a single breeding season, and (ii) an evolutionary time scale, which dictates viability selection, genetic inheritance, and density-dependent juvenile mortality across 100 non-overlapping generations.</w:t>
+        <w:t xml:space="preserve">Table 1 summarises the parameters, variables, and probabilistic distributions used throughout our simulations. The simulation framework operates across two distinct temporal scales: (i) an ecological time scale, which resolves the sequential mate assessment and the formation of the static bipartite mating network within a single </w:t>
+      </w:r>
+      <w:r>
+        <w:rPr>
+          <w:rFonts w:ascii="Bookman Old Style" w:hAnsi="Bookman Old Style"/>
+          <w:sz w:val="22"/>
+          <w:szCs w:val="21"/>
+        </w:rPr>
+        <w:lastRenderedPageBreak/>
+        <w:t>breeding season, and (ii) an evolutionary time scale, which dictates viability selection, genetic inheritance, and density-dependent juvenile mortality across 100 non-overlapping generations.</w:t>
       </w:r>
     </w:p>
     <w:p>
@@ -10856,7 +10914,6 @@
           <w:sz w:val="22"/>
           <w:szCs w:val="21"/>
         </w:rPr>
-        <w:lastRenderedPageBreak/>
         <w:t xml:space="preserve">Table 1. List of symbols and parameters used in the individual-based simulations. </w:t>
       </w:r>
       <w:r>
@@ -15287,6 +15344,14 @@
           <w:lang w:val="pt-BR"/>
         </w:rPr>
         <w:t xml:space="preserve">, com a Disruptiva </w:t>
+      </w:r>
+      <w:r>
+        <w:rPr>
+          <w:rFonts w:ascii="Bookman Old Style" w:hAnsi="Bookman Old Style"/>
+          <w:sz w:val="22"/>
+          <w:szCs w:val="21"/>
+          <w:lang w:val="pt-BR"/>
+        </w:rPr>
         <w:lastRenderedPageBreak/>
         <w:t>operando via atomização fenotípica no regime de baixa heterogeneidade, e a Gaussiana assumindo via fragmentação assortativa no regime de alta heterogeneidade.</w:t>
       </w:r>
@@ -15370,9 +15435,29 @@
           <w:rFonts w:ascii="Bookman Old Style" w:hAnsi="Bookman Old Style"/>
           <w:sz w:val="22"/>
           <w:szCs w:val="21"/>
-          <w:lang w:val="pt-BR"/>
-        </w:rPr>
-        <w:t>(2) Interpret each finding in light of existing theory on genetic diversity and demographic constraint. (3) Compare with prior empirical work on topological/network approaches in evolutionary biology. (4) Address limitations: assumptions of the framework, parameter sensitivity, and scope of generalization. (5) Outline implications for future research and for the broader evolutionary-biology community.]</w:t>
+          <w:lang w:val="en-US"/>
+        </w:rPr>
+        <w:t xml:space="preserve">(2) Interpret each finding </w:t>
+      </w:r>
+      <w:proofErr w:type="gramStart"/>
+      <w:r>
+        <w:rPr>
+          <w:rFonts w:ascii="Bookman Old Style" w:hAnsi="Bookman Old Style"/>
+          <w:sz w:val="22"/>
+          <w:szCs w:val="21"/>
+          <w:lang w:val="en-US"/>
+        </w:rPr>
+        <w:t>in light of</w:t>
+      </w:r>
+      <w:proofErr w:type="gramEnd"/>
+      <w:r>
+        <w:rPr>
+          <w:rFonts w:ascii="Bookman Old Style" w:hAnsi="Bookman Old Style"/>
+          <w:sz w:val="22"/>
+          <w:szCs w:val="21"/>
+          <w:lang w:val="en-US"/>
+        </w:rPr>
+        <w:t xml:space="preserve"> existing theory on genetic diversity and demographic constraint. (3) Compare with prior empirical work on topological/network approaches in evolutionary biology. (4) Address limitations: assumptions of the framework, parameter sensitivity, and scope of generalization. (5) Outline implications for future research and for the broader evolutionary-biology community.]</w:t>
       </w:r>
     </w:p>
     <w:p>
@@ -15400,7 +15485,7 @@
           <w:rFonts w:ascii="Bookman Old Style" w:hAnsi="Bookman Old Style"/>
           <w:sz w:val="22"/>
           <w:szCs w:val="21"/>
-          <w:lang w:val="pt-BR"/>
+          <w:lang w:val="en-US"/>
         </w:rPr>
       </w:pPr>
       <w:r>
@@ -18997,6 +19082,7 @@
   <w:style w:type="character" w:default="1" w:styleId="DefaultParagraphFont">
     <w:name w:val="Default Paragraph Font"/>
     <w:uiPriority w:val="1"/>
+    <w:semiHidden/>
     <w:unhideWhenUsed/>
   </w:style>
   <w:style w:type="table" w:default="1" w:styleId="TableNormal">
